--- a/Documentos gobernacion/TI/REVISION 3/Levantamiento de Requisitos de Software.docx
+++ b/Documentos gobernacion/TI/REVISION 3/Levantamiento de Requisitos de Software.docx
@@ -268,7 +268,7 @@
                   </wp:anchor>
                 </w:drawing>
               </mc:Choice>
-              <mc:Fallback xmlns:w16sdtfl="http://schemas.microsoft.com/office/word/2024/wordml/sdtformatlock" xmlns:w16du="http://schemas.microsoft.com/office/word/2023/wordml/word16du">
+              <mc:Fallback xmlns:w16du="http://schemas.microsoft.com/office/word/2023/wordml/word16du" xmlns:w16sdtfl="http://schemas.microsoft.com/office/word/2024/wordml/sdtformatlock">
                 <w:pict>
                   <v:group w14:anchorId="0FC4D1BE" id="Grupo 157" o:spid="_x0000_s1026" style="position:absolute;margin-left:-76.1pt;margin-top:182.05pt;width:8in;height:95.7pt;z-index:251658243;mso-width-percent:941;mso-height-percent:121;mso-position-horizontal-relative:margin;mso-position-vertical-relative:page;mso-width-percent:941;mso-height-percent:121" coordorigin="" coordsize="73152,12161" o:gfxdata="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">
                     <v:shape id="Rectángulo 51" o:spid="_x0000_s1027" style="position:absolute;width:73152;height:11303;visibility:visible;mso-wrap-style:square;v-text-anchor:middle" coordsize="7312660,1129665" o:gfxdata="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" path="m,l7312660,r,1129665l3619500,733425,,1091565,,xe" fillcolor="#549e39 [3204]" strokecolor="white [3212]" strokeweight="1pt">
@@ -1044,7 +1044,7 @@
                   <w:tab w:val="right" w:leader="dot" w:pos="8828"/>
                 </w:tabs>
                 <w:rPr>
-                  <w:rFonts w:eastAsiaTheme="minorEastAsia"/>
+                  <w:rFonts w:asciiTheme="minorHAnsi" w:eastAsiaTheme="minorEastAsia" w:hAnsiTheme="minorHAnsi"/>
                   <w:noProof/>
                   <w:lang w:eastAsia="es-MX"/>
                 </w:rPr>
@@ -1058,7 +1058,7 @@
               <w:r>
                 <w:fldChar w:fldCharType="separate"/>
               </w:r>
-              <w:hyperlink w:anchor="_Toc236242884" w:history="1">
+              <w:hyperlink w:anchor="_Toc237443695" w:history="1">
                 <w:r>
                   <w:rPr>
                     <w:rStyle w:val="Hipervnculo"/>
@@ -1068,7 +1068,7 @@
                 </w:r>
                 <w:r>
                   <w:rPr>
-                    <w:rFonts w:eastAsiaTheme="minorEastAsia"/>
+                    <w:rFonts w:asciiTheme="minorHAnsi" w:eastAsiaTheme="minorEastAsia" w:hAnsiTheme="minorHAnsi"/>
                     <w:noProof/>
                     <w:lang w:eastAsia="es-MX"/>
                   </w:rPr>
@@ -1100,7 +1100,7 @@
                     <w:noProof/>
                     <w:webHidden/>
                   </w:rPr>
-                  <w:instrText xml:space="preserve"> PAGEREF _Toc236242884 \h </w:instrText>
+                  <w:instrText xml:space="preserve"> PAGEREF _Toc237443695 \h </w:instrText>
                 </w:r>
                 <w:r>
                   <w:rPr>
@@ -1120,7 +1120,7 @@
                     <w:noProof/>
                     <w:webHidden/>
                   </w:rPr>
-                  <w:t>1</w:t>
+                  <w:t>2</w:t>
                 </w:r>
                 <w:r>
                   <w:rPr>
@@ -1139,12 +1139,12 @@
                   <w:tab w:val="right" w:leader="dot" w:pos="8828"/>
                 </w:tabs>
                 <w:rPr>
-                  <w:rFonts w:eastAsiaTheme="minorEastAsia"/>
+                  <w:rFonts w:asciiTheme="minorHAnsi" w:eastAsiaTheme="minorEastAsia" w:hAnsiTheme="minorHAnsi"/>
                   <w:noProof/>
                   <w:lang w:eastAsia="es-MX"/>
                 </w:rPr>
               </w:pPr>
-              <w:hyperlink w:anchor="_Toc236242885" w:history="1">
+              <w:hyperlink w:anchor="_Toc237443696" w:history="1">
                 <w:r>
                   <w:rPr>
                     <w:rStyle w:val="Hipervnculo"/>
@@ -1154,7 +1154,7 @@
                 </w:r>
                 <w:r>
                   <w:rPr>
-                    <w:rFonts w:eastAsiaTheme="minorEastAsia"/>
+                    <w:rFonts w:asciiTheme="minorHAnsi" w:eastAsiaTheme="minorEastAsia" w:hAnsiTheme="minorHAnsi"/>
                     <w:noProof/>
                     <w:lang w:eastAsia="es-MX"/>
                   </w:rPr>
@@ -1186,7 +1186,7 @@
                     <w:noProof/>
                     <w:webHidden/>
                   </w:rPr>
-                  <w:instrText xml:space="preserve"> PAGEREF _Toc236242885 \h </w:instrText>
+                  <w:instrText xml:space="preserve"> PAGEREF _Toc237443696 \h </w:instrText>
                 </w:r>
                 <w:r>
                   <w:rPr>
@@ -1206,7 +1206,7 @@
                     <w:noProof/>
                     <w:webHidden/>
                   </w:rPr>
-                  <w:t>1</w:t>
+                  <w:t>2</w:t>
                 </w:r>
                 <w:r>
                   <w:rPr>
@@ -1225,12 +1225,12 @@
                   <w:tab w:val="right" w:leader="dot" w:pos="8828"/>
                 </w:tabs>
                 <w:rPr>
-                  <w:rFonts w:eastAsiaTheme="minorEastAsia"/>
+                  <w:rFonts w:asciiTheme="minorHAnsi" w:eastAsiaTheme="minorEastAsia" w:hAnsiTheme="minorHAnsi"/>
                   <w:noProof/>
                   <w:lang w:eastAsia="es-MX"/>
                 </w:rPr>
               </w:pPr>
-              <w:hyperlink w:anchor="_Toc236242886" w:history="1">
+              <w:hyperlink w:anchor="_Toc237443697" w:history="1">
                 <w:r>
                   <w:rPr>
                     <w:rStyle w:val="Hipervnculo"/>
@@ -1240,7 +1240,7 @@
                 </w:r>
                 <w:r>
                   <w:rPr>
-                    <w:rFonts w:eastAsiaTheme="minorEastAsia"/>
+                    <w:rFonts w:asciiTheme="minorHAnsi" w:eastAsiaTheme="minorEastAsia" w:hAnsiTheme="minorHAnsi"/>
                     <w:noProof/>
                     <w:lang w:eastAsia="es-MX"/>
                   </w:rPr>
@@ -1272,7 +1272,7 @@
                     <w:noProof/>
                     <w:webHidden/>
                   </w:rPr>
-                  <w:instrText xml:space="preserve"> PAGEREF _Toc236242886 \h </w:instrText>
+                  <w:instrText xml:space="preserve"> PAGEREF _Toc237443697 \h </w:instrText>
                 </w:r>
                 <w:r>
                   <w:rPr>
@@ -1311,12 +1311,12 @@
                   <w:tab w:val="right" w:leader="dot" w:pos="8828"/>
                 </w:tabs>
                 <w:rPr>
-                  <w:rFonts w:eastAsiaTheme="minorEastAsia"/>
+                  <w:rFonts w:asciiTheme="minorHAnsi" w:eastAsiaTheme="minorEastAsia" w:hAnsiTheme="minorHAnsi"/>
                   <w:noProof/>
                   <w:lang w:eastAsia="es-MX"/>
                 </w:rPr>
               </w:pPr>
-              <w:hyperlink w:anchor="_Toc236242887" w:history="1">
+              <w:hyperlink w:anchor="_Toc237443698" w:history="1">
                 <w:r>
                   <w:rPr>
                     <w:rStyle w:val="Hipervnculo"/>
@@ -1326,7 +1326,7 @@
                 </w:r>
                 <w:r>
                   <w:rPr>
-                    <w:rFonts w:eastAsiaTheme="minorEastAsia"/>
+                    <w:rFonts w:asciiTheme="minorHAnsi" w:eastAsiaTheme="minorEastAsia" w:hAnsiTheme="minorHAnsi"/>
                     <w:noProof/>
                     <w:lang w:eastAsia="es-MX"/>
                   </w:rPr>
@@ -1358,7 +1358,7 @@
                     <w:noProof/>
                     <w:webHidden/>
                   </w:rPr>
-                  <w:instrText xml:space="preserve"> PAGEREF _Toc236242887 \h </w:instrText>
+                  <w:instrText xml:space="preserve"> PAGEREF _Toc237443698 \h </w:instrText>
                 </w:r>
                 <w:r>
                   <w:rPr>
@@ -1378,7 +1378,7 @@
                     <w:noProof/>
                     <w:webHidden/>
                   </w:rPr>
-                  <w:t>2</w:t>
+                  <w:t>3</w:t>
                 </w:r>
                 <w:r>
                   <w:rPr>
@@ -1397,12 +1397,12 @@
                   <w:tab w:val="right" w:leader="dot" w:pos="8828"/>
                 </w:tabs>
                 <w:rPr>
-                  <w:rFonts w:eastAsiaTheme="minorEastAsia"/>
+                  <w:rFonts w:asciiTheme="minorHAnsi" w:eastAsiaTheme="minorEastAsia" w:hAnsiTheme="minorHAnsi"/>
                   <w:noProof/>
                   <w:lang w:eastAsia="es-MX"/>
                 </w:rPr>
               </w:pPr>
-              <w:hyperlink w:anchor="_Toc236242888" w:history="1">
+              <w:hyperlink w:anchor="_Toc237443699" w:history="1">
                 <w:r>
                   <w:rPr>
                     <w:rStyle w:val="Hipervnculo"/>
@@ -1412,7 +1412,7 @@
                 </w:r>
                 <w:r>
                   <w:rPr>
-                    <w:rFonts w:eastAsiaTheme="minorEastAsia"/>
+                    <w:rFonts w:asciiTheme="minorHAnsi" w:eastAsiaTheme="minorEastAsia" w:hAnsiTheme="minorHAnsi"/>
                     <w:noProof/>
                     <w:lang w:eastAsia="es-MX"/>
                   </w:rPr>
@@ -1444,7 +1444,7 @@
                     <w:noProof/>
                     <w:webHidden/>
                   </w:rPr>
-                  <w:instrText xml:space="preserve"> PAGEREF _Toc236242888 \h </w:instrText>
+                  <w:instrText xml:space="preserve"> PAGEREF _Toc237443699 \h </w:instrText>
                 </w:r>
                 <w:r>
                   <w:rPr>
@@ -1483,12 +1483,12 @@
                   <w:tab w:val="right" w:leader="dot" w:pos="8828"/>
                 </w:tabs>
                 <w:rPr>
-                  <w:rFonts w:eastAsiaTheme="minorEastAsia"/>
+                  <w:rFonts w:asciiTheme="minorHAnsi" w:eastAsiaTheme="minorEastAsia" w:hAnsiTheme="minorHAnsi"/>
                   <w:noProof/>
                   <w:lang w:eastAsia="es-MX"/>
                 </w:rPr>
               </w:pPr>
-              <w:hyperlink w:anchor="_Toc236242889" w:history="1">
+              <w:hyperlink w:anchor="_Toc237443700" w:history="1">
                 <w:r>
                   <w:rPr>
                     <w:rStyle w:val="Hipervnculo"/>
@@ -1498,7 +1498,7 @@
                 </w:r>
                 <w:r>
                   <w:rPr>
-                    <w:rFonts w:eastAsiaTheme="minorEastAsia"/>
+                    <w:rFonts w:asciiTheme="minorHAnsi" w:eastAsiaTheme="minorEastAsia" w:hAnsiTheme="minorHAnsi"/>
                     <w:noProof/>
                     <w:lang w:eastAsia="es-MX"/>
                   </w:rPr>
@@ -1530,7 +1530,7 @@
                     <w:noProof/>
                     <w:webHidden/>
                   </w:rPr>
-                  <w:instrText xml:space="preserve"> PAGEREF _Toc236242889 \h </w:instrText>
+                  <w:instrText xml:space="preserve"> PAGEREF _Toc237443700 \h </w:instrText>
                 </w:r>
                 <w:r>
                   <w:rPr>
@@ -1569,12 +1569,12 @@
                   <w:tab w:val="right" w:leader="dot" w:pos="8828"/>
                 </w:tabs>
                 <w:rPr>
-                  <w:rFonts w:eastAsiaTheme="minorEastAsia"/>
+                  <w:rFonts w:asciiTheme="minorHAnsi" w:eastAsiaTheme="minorEastAsia" w:hAnsiTheme="minorHAnsi"/>
                   <w:noProof/>
                   <w:lang w:eastAsia="es-MX"/>
                 </w:rPr>
               </w:pPr>
-              <w:hyperlink w:anchor="_Toc236242890" w:history="1">
+              <w:hyperlink w:anchor="_Toc237443701" w:history="1">
                 <w:r>
                   <w:rPr>
                     <w:rStyle w:val="Hipervnculo"/>
@@ -1584,7 +1584,7 @@
                 </w:r>
                 <w:r>
                   <w:rPr>
-                    <w:rFonts w:eastAsiaTheme="minorEastAsia"/>
+                    <w:rFonts w:asciiTheme="minorHAnsi" w:eastAsiaTheme="minorEastAsia" w:hAnsiTheme="minorHAnsi"/>
                     <w:noProof/>
                     <w:lang w:eastAsia="es-MX"/>
                   </w:rPr>
@@ -1616,7 +1616,7 @@
                     <w:noProof/>
                     <w:webHidden/>
                   </w:rPr>
-                  <w:instrText xml:space="preserve"> PAGEREF _Toc236242890 \h </w:instrText>
+                  <w:instrText xml:space="preserve"> PAGEREF _Toc237443701 \h </w:instrText>
                 </w:r>
                 <w:r>
                   <w:rPr>
@@ -1655,12 +1655,12 @@
                   <w:tab w:val="right" w:leader="dot" w:pos="8828"/>
                 </w:tabs>
                 <w:rPr>
-                  <w:rFonts w:eastAsiaTheme="minorEastAsia"/>
+                  <w:rFonts w:asciiTheme="minorHAnsi" w:eastAsiaTheme="minorEastAsia" w:hAnsiTheme="minorHAnsi"/>
                   <w:noProof/>
                   <w:lang w:eastAsia="es-MX"/>
                 </w:rPr>
               </w:pPr>
-              <w:hyperlink w:anchor="_Toc236242891" w:history="1">
+              <w:hyperlink w:anchor="_Toc237443702" w:history="1">
                 <w:r>
                   <w:rPr>
                     <w:rStyle w:val="Hipervnculo"/>
@@ -1670,7 +1670,7 @@
                 </w:r>
                 <w:r>
                   <w:rPr>
-                    <w:rFonts w:eastAsiaTheme="minorEastAsia"/>
+                    <w:rFonts w:asciiTheme="minorHAnsi" w:eastAsiaTheme="minorEastAsia" w:hAnsiTheme="minorHAnsi"/>
                     <w:noProof/>
                     <w:lang w:eastAsia="es-MX"/>
                   </w:rPr>
@@ -1702,7 +1702,7 @@
                     <w:noProof/>
                     <w:webHidden/>
                   </w:rPr>
-                  <w:instrText xml:space="preserve"> PAGEREF _Toc236242891 \h </w:instrText>
+                  <w:instrText xml:space="preserve"> PAGEREF _Toc237443702 \h </w:instrText>
                 </w:r>
                 <w:r>
                   <w:rPr>
@@ -1741,12 +1741,12 @@
                   <w:tab w:val="right" w:leader="dot" w:pos="8828"/>
                 </w:tabs>
                 <w:rPr>
-                  <w:rFonts w:eastAsiaTheme="minorEastAsia"/>
+                  <w:rFonts w:asciiTheme="minorHAnsi" w:eastAsiaTheme="minorEastAsia" w:hAnsiTheme="minorHAnsi"/>
                   <w:noProof/>
                   <w:lang w:eastAsia="es-MX"/>
                 </w:rPr>
               </w:pPr>
-              <w:hyperlink w:anchor="_Toc236242892" w:history="1">
+              <w:hyperlink w:anchor="_Toc237443703" w:history="1">
                 <w:r>
                   <w:rPr>
                     <w:rStyle w:val="Hipervnculo"/>
@@ -1756,7 +1756,7 @@
                 </w:r>
                 <w:r>
                   <w:rPr>
-                    <w:rFonts w:eastAsiaTheme="minorEastAsia"/>
+                    <w:rFonts w:asciiTheme="minorHAnsi" w:eastAsiaTheme="minorEastAsia" w:hAnsiTheme="minorHAnsi"/>
                     <w:noProof/>
                     <w:lang w:eastAsia="es-MX"/>
                   </w:rPr>
@@ -1788,7 +1788,7 @@
                     <w:noProof/>
                     <w:webHidden/>
                   </w:rPr>
-                  <w:instrText xml:space="preserve"> PAGEREF _Toc236242892 \h </w:instrText>
+                  <w:instrText xml:space="preserve"> PAGEREF _Toc237443703 \h </w:instrText>
                 </w:r>
                 <w:r>
                   <w:rPr>
@@ -1827,12 +1827,12 @@
                   <w:tab w:val="right" w:leader="dot" w:pos="8828"/>
                 </w:tabs>
                 <w:rPr>
-                  <w:rFonts w:eastAsiaTheme="minorEastAsia"/>
+                  <w:rFonts w:asciiTheme="minorHAnsi" w:eastAsiaTheme="minorEastAsia" w:hAnsiTheme="minorHAnsi"/>
                   <w:noProof/>
                   <w:lang w:eastAsia="es-MX"/>
                 </w:rPr>
               </w:pPr>
-              <w:hyperlink w:anchor="_Toc236242893" w:history="1">
+              <w:hyperlink w:anchor="_Toc237443704" w:history="1">
                 <w:r>
                   <w:rPr>
                     <w:rStyle w:val="Hipervnculo"/>
@@ -1842,7 +1842,7 @@
                 </w:r>
                 <w:r>
                   <w:rPr>
-                    <w:rFonts w:eastAsiaTheme="minorEastAsia"/>
+                    <w:rFonts w:asciiTheme="minorHAnsi" w:eastAsiaTheme="minorEastAsia" w:hAnsiTheme="minorHAnsi"/>
                     <w:noProof/>
                     <w:lang w:eastAsia="es-MX"/>
                   </w:rPr>
@@ -1874,7 +1874,7 @@
                     <w:noProof/>
                     <w:webHidden/>
                   </w:rPr>
-                  <w:instrText xml:space="preserve"> PAGEREF _Toc236242893 \h </w:instrText>
+                  <w:instrText xml:space="preserve"> PAGEREF _Toc237443704 \h </w:instrText>
                 </w:r>
                 <w:r>
                   <w:rPr>
@@ -1913,12 +1913,12 @@
                   <w:tab w:val="right" w:leader="dot" w:pos="8828"/>
                 </w:tabs>
                 <w:rPr>
-                  <w:rFonts w:eastAsiaTheme="minorEastAsia"/>
+                  <w:rFonts w:asciiTheme="minorHAnsi" w:eastAsiaTheme="minorEastAsia" w:hAnsiTheme="minorHAnsi"/>
                   <w:noProof/>
                   <w:lang w:eastAsia="es-MX"/>
                 </w:rPr>
               </w:pPr>
-              <w:hyperlink w:anchor="_Toc236242894" w:history="1">
+              <w:hyperlink w:anchor="_Toc237443705" w:history="1">
                 <w:r>
                   <w:rPr>
                     <w:rStyle w:val="Hipervnculo"/>
@@ -1928,7 +1928,7 @@
                 </w:r>
                 <w:r>
                   <w:rPr>
-                    <w:rFonts w:eastAsiaTheme="minorEastAsia"/>
+                    <w:rFonts w:asciiTheme="minorHAnsi" w:eastAsiaTheme="minorEastAsia" w:hAnsiTheme="minorHAnsi"/>
                     <w:noProof/>
                     <w:lang w:eastAsia="es-MX"/>
                   </w:rPr>
@@ -1960,7 +1960,7 @@
                     <w:noProof/>
                     <w:webHidden/>
                   </w:rPr>
-                  <w:instrText xml:space="preserve"> PAGEREF _Toc236242894 \h </w:instrText>
+                  <w:instrText xml:space="preserve"> PAGEREF _Toc237443705 \h </w:instrText>
                 </w:r>
                 <w:r>
                   <w:rPr>
@@ -1980,7 +1980,7 @@
                     <w:noProof/>
                     <w:webHidden/>
                   </w:rPr>
-                  <w:t>5</w:t>
+                  <w:t>6</w:t>
                 </w:r>
                 <w:r>
                   <w:rPr>
@@ -1999,12 +1999,12 @@
                   <w:tab w:val="right" w:leader="dot" w:pos="8828"/>
                 </w:tabs>
                 <w:rPr>
-                  <w:rFonts w:eastAsiaTheme="minorEastAsia"/>
+                  <w:rFonts w:asciiTheme="minorHAnsi" w:eastAsiaTheme="minorEastAsia" w:hAnsiTheme="minorHAnsi"/>
                   <w:noProof/>
                   <w:lang w:eastAsia="es-MX"/>
                 </w:rPr>
               </w:pPr>
-              <w:hyperlink w:anchor="_Toc236242895" w:history="1">
+              <w:hyperlink w:anchor="_Toc237443706" w:history="1">
                 <w:r>
                   <w:rPr>
                     <w:rStyle w:val="Hipervnculo"/>
@@ -2014,7 +2014,7 @@
                 </w:r>
                 <w:r>
                   <w:rPr>
-                    <w:rFonts w:eastAsiaTheme="minorEastAsia"/>
+                    <w:rFonts w:asciiTheme="minorHAnsi" w:eastAsiaTheme="minorEastAsia" w:hAnsiTheme="minorHAnsi"/>
                     <w:noProof/>
                     <w:lang w:eastAsia="es-MX"/>
                   </w:rPr>
@@ -2046,7 +2046,7 @@
                     <w:noProof/>
                     <w:webHidden/>
                   </w:rPr>
-                  <w:instrText xml:space="preserve"> PAGEREF _Toc236242895 \h </w:instrText>
+                  <w:instrText xml:space="preserve"> PAGEREF _Toc237443706 \h </w:instrText>
                 </w:r>
                 <w:r>
                   <w:rPr>
@@ -2085,12 +2085,12 @@
                   <w:tab w:val="right" w:leader="dot" w:pos="8828"/>
                 </w:tabs>
                 <w:rPr>
-                  <w:rFonts w:eastAsiaTheme="minorEastAsia"/>
+                  <w:rFonts w:asciiTheme="minorHAnsi" w:eastAsiaTheme="minorEastAsia" w:hAnsiTheme="minorHAnsi"/>
                   <w:noProof/>
                   <w:lang w:eastAsia="es-MX"/>
                 </w:rPr>
               </w:pPr>
-              <w:hyperlink w:anchor="_Toc236242896" w:history="1">
+              <w:hyperlink w:anchor="_Toc237443707" w:history="1">
                 <w:r>
                   <w:rPr>
                     <w:rStyle w:val="Hipervnculo"/>
@@ -2100,7 +2100,7 @@
                 </w:r>
                 <w:r>
                   <w:rPr>
-                    <w:rFonts w:eastAsiaTheme="minorEastAsia"/>
+                    <w:rFonts w:asciiTheme="minorHAnsi" w:eastAsiaTheme="minorEastAsia" w:hAnsiTheme="minorHAnsi"/>
                     <w:noProof/>
                     <w:lang w:eastAsia="es-MX"/>
                   </w:rPr>
@@ -2132,7 +2132,7 @@
                     <w:noProof/>
                     <w:webHidden/>
                   </w:rPr>
-                  <w:instrText xml:space="preserve"> PAGEREF _Toc236242896 \h </w:instrText>
+                  <w:instrText xml:space="preserve"> PAGEREF _Toc237443707 \h </w:instrText>
                 </w:r>
                 <w:r>
                   <w:rPr>
@@ -2152,7 +2152,7 @@
                     <w:noProof/>
                     <w:webHidden/>
                   </w:rPr>
-                  <w:t>9</w:t>
+                  <w:t>10</w:t>
                 </w:r>
                 <w:r>
                   <w:rPr>
@@ -2171,12 +2171,12 @@
                   <w:tab w:val="right" w:leader="dot" w:pos="8828"/>
                 </w:tabs>
                 <w:rPr>
-                  <w:rFonts w:eastAsiaTheme="minorEastAsia"/>
+                  <w:rFonts w:asciiTheme="minorHAnsi" w:eastAsiaTheme="minorEastAsia" w:hAnsiTheme="minorHAnsi"/>
                   <w:noProof/>
                   <w:lang w:eastAsia="es-MX"/>
                 </w:rPr>
               </w:pPr>
-              <w:hyperlink w:anchor="_Toc236242897" w:history="1">
+              <w:hyperlink w:anchor="_Toc237443708" w:history="1">
                 <w:r>
                   <w:rPr>
                     <w:rStyle w:val="Hipervnculo"/>
@@ -2186,7 +2186,7 @@
                 </w:r>
                 <w:r>
                   <w:rPr>
-                    <w:rFonts w:eastAsiaTheme="minorEastAsia"/>
+                    <w:rFonts w:asciiTheme="minorHAnsi" w:eastAsiaTheme="minorEastAsia" w:hAnsiTheme="minorHAnsi"/>
                     <w:noProof/>
                     <w:lang w:eastAsia="es-MX"/>
                   </w:rPr>
@@ -2218,7 +2218,7 @@
                     <w:noProof/>
                     <w:webHidden/>
                   </w:rPr>
-                  <w:instrText xml:space="preserve"> PAGEREF _Toc236242897 \h </w:instrText>
+                  <w:instrText xml:space="preserve"> PAGEREF _Toc237443708 \h </w:instrText>
                 </w:r>
                 <w:r>
                   <w:rPr>
@@ -2238,7 +2238,351 @@
                     <w:noProof/>
                     <w:webHidden/>
                   </w:rPr>
-                  <w:t>10</w:t>
+                  <w:t>12</w:t>
+                </w:r>
+                <w:r>
+                  <w:rPr>
+                    <w:noProof/>
+                    <w:webHidden/>
+                  </w:rPr>
+                  <w:fldChar w:fldCharType="end"/>
+                </w:r>
+              </w:hyperlink>
+            </w:p>
+            <w:p>
+              <w:pPr>
+                <w:pStyle w:val="TDC2"/>
+                <w:tabs>
+                  <w:tab w:val="left" w:pos="720"/>
+                  <w:tab w:val="right" w:leader="dot" w:pos="8828"/>
+                </w:tabs>
+                <w:rPr>
+                  <w:rFonts w:asciiTheme="minorHAnsi" w:eastAsiaTheme="minorEastAsia" w:hAnsiTheme="minorHAnsi"/>
+                  <w:noProof/>
+                  <w:lang w:eastAsia="es-MX"/>
+                </w:rPr>
+              </w:pPr>
+              <w:hyperlink w:anchor="_Toc237443709" w:history="1">
+                <w:r>
+                  <w:rPr>
+                    <w:rStyle w:val="Hipervnculo"/>
+                    <w:noProof/>
+                  </w:rPr>
+                  <w:t>7.</w:t>
+                </w:r>
+                <w:r>
+                  <w:rPr>
+                    <w:rFonts w:asciiTheme="minorHAnsi" w:eastAsiaTheme="minorEastAsia" w:hAnsiTheme="minorHAnsi"/>
+                    <w:noProof/>
+                    <w:lang w:eastAsia="es-MX"/>
+                  </w:rPr>
+                  <w:tab/>
+                </w:r>
+                <w:r>
+                  <w:rPr>
+                    <w:rStyle w:val="Hipervnculo"/>
+                    <w:noProof/>
+                  </w:rPr>
+                  <w:t>Tiempo requerido de soporte y mantenimiento luego de entrada en producción</w:t>
+                </w:r>
+                <w:r>
+                  <w:rPr>
+                    <w:noProof/>
+                    <w:webHidden/>
+                  </w:rPr>
+                  <w:tab/>
+                </w:r>
+                <w:r>
+                  <w:rPr>
+                    <w:noProof/>
+                    <w:webHidden/>
+                  </w:rPr>
+                  <w:fldChar w:fldCharType="begin"/>
+                </w:r>
+                <w:r>
+                  <w:rPr>
+                    <w:noProof/>
+                    <w:webHidden/>
+                  </w:rPr>
+                  <w:instrText xml:space="preserve"> PAGEREF _Toc237443709 \h </w:instrText>
+                </w:r>
+                <w:r>
+                  <w:rPr>
+                    <w:noProof/>
+                    <w:webHidden/>
+                  </w:rPr>
+                </w:r>
+                <w:r>
+                  <w:rPr>
+                    <w:noProof/>
+                    <w:webHidden/>
+                  </w:rPr>
+                  <w:fldChar w:fldCharType="separate"/>
+                </w:r>
+                <w:r>
+                  <w:rPr>
+                    <w:noProof/>
+                    <w:webHidden/>
+                  </w:rPr>
+                  <w:t>12</w:t>
+                </w:r>
+                <w:r>
+                  <w:rPr>
+                    <w:noProof/>
+                    <w:webHidden/>
+                  </w:rPr>
+                  <w:fldChar w:fldCharType="end"/>
+                </w:r>
+              </w:hyperlink>
+            </w:p>
+            <w:p>
+              <w:pPr>
+                <w:pStyle w:val="TDC2"/>
+                <w:tabs>
+                  <w:tab w:val="left" w:pos="720"/>
+                  <w:tab w:val="right" w:leader="dot" w:pos="8828"/>
+                </w:tabs>
+                <w:rPr>
+                  <w:rFonts w:asciiTheme="minorHAnsi" w:eastAsiaTheme="minorEastAsia" w:hAnsiTheme="minorHAnsi"/>
+                  <w:noProof/>
+                  <w:lang w:eastAsia="es-MX"/>
+                </w:rPr>
+              </w:pPr>
+              <w:hyperlink w:anchor="_Toc237443710" w:history="1">
+                <w:r>
+                  <w:rPr>
+                    <w:rStyle w:val="Hipervnculo"/>
+                    <w:noProof/>
+                  </w:rPr>
+                  <w:t>8.</w:t>
+                </w:r>
+                <w:r>
+                  <w:rPr>
+                    <w:rFonts w:asciiTheme="minorHAnsi" w:eastAsiaTheme="minorEastAsia" w:hAnsiTheme="minorHAnsi"/>
+                    <w:noProof/>
+                    <w:lang w:eastAsia="es-MX"/>
+                  </w:rPr>
+                  <w:tab/>
+                </w:r>
+                <w:r>
+                  <w:rPr>
+                    <w:rStyle w:val="Hipervnculo"/>
+                    <w:noProof/>
+                  </w:rPr>
+                  <w:t>Garantía requerida del desarrollo en tiempo</w:t>
+                </w:r>
+                <w:r>
+                  <w:rPr>
+                    <w:noProof/>
+                    <w:webHidden/>
+                  </w:rPr>
+                  <w:tab/>
+                </w:r>
+                <w:r>
+                  <w:rPr>
+                    <w:noProof/>
+                    <w:webHidden/>
+                  </w:rPr>
+                  <w:fldChar w:fldCharType="begin"/>
+                </w:r>
+                <w:r>
+                  <w:rPr>
+                    <w:noProof/>
+                    <w:webHidden/>
+                  </w:rPr>
+                  <w:instrText xml:space="preserve"> PAGEREF _Toc237443710 \h </w:instrText>
+                </w:r>
+                <w:r>
+                  <w:rPr>
+                    <w:noProof/>
+                    <w:webHidden/>
+                  </w:rPr>
+                </w:r>
+                <w:r>
+                  <w:rPr>
+                    <w:noProof/>
+                    <w:webHidden/>
+                  </w:rPr>
+                  <w:fldChar w:fldCharType="separate"/>
+                </w:r>
+                <w:r>
+                  <w:rPr>
+                    <w:noProof/>
+                    <w:webHidden/>
+                  </w:rPr>
+                  <w:t>13</w:t>
+                </w:r>
+                <w:r>
+                  <w:rPr>
+                    <w:noProof/>
+                    <w:webHidden/>
+                  </w:rPr>
+                  <w:fldChar w:fldCharType="end"/>
+                </w:r>
+              </w:hyperlink>
+            </w:p>
+            <w:p>
+              <w:pPr>
+                <w:pStyle w:val="TDC2"/>
+                <w:tabs>
+                  <w:tab w:val="left" w:pos="720"/>
+                  <w:tab w:val="right" w:leader="dot" w:pos="8828"/>
+                </w:tabs>
+                <w:rPr>
+                  <w:rFonts w:asciiTheme="minorHAnsi" w:eastAsiaTheme="minorEastAsia" w:hAnsiTheme="minorHAnsi"/>
+                  <w:noProof/>
+                  <w:lang w:eastAsia="es-MX"/>
+                </w:rPr>
+              </w:pPr>
+              <w:hyperlink w:anchor="_Toc237443711" w:history="1">
+                <w:r>
+                  <w:rPr>
+                    <w:rStyle w:val="Hipervnculo"/>
+                    <w:noProof/>
+                  </w:rPr>
+                  <w:t>9.</w:t>
+                </w:r>
+                <w:r>
+                  <w:rPr>
+                    <w:rFonts w:asciiTheme="minorHAnsi" w:eastAsiaTheme="minorEastAsia" w:hAnsiTheme="minorHAnsi"/>
+                    <w:noProof/>
+                    <w:lang w:eastAsia="es-MX"/>
+                  </w:rPr>
+                  <w:tab/>
+                </w:r>
+                <w:r>
+                  <w:rPr>
+                    <w:rStyle w:val="Hipervnculo"/>
+                    <w:noProof/>
+                  </w:rPr>
+                  <w:t>Derechos Morales y patrimoniales</w:t>
+                </w:r>
+                <w:r>
+                  <w:rPr>
+                    <w:noProof/>
+                    <w:webHidden/>
+                  </w:rPr>
+                  <w:tab/>
+                </w:r>
+                <w:r>
+                  <w:rPr>
+                    <w:noProof/>
+                    <w:webHidden/>
+                  </w:rPr>
+                  <w:fldChar w:fldCharType="begin"/>
+                </w:r>
+                <w:r>
+                  <w:rPr>
+                    <w:noProof/>
+                    <w:webHidden/>
+                  </w:rPr>
+                  <w:instrText xml:space="preserve"> PAGEREF _Toc237443711 \h </w:instrText>
+                </w:r>
+                <w:r>
+                  <w:rPr>
+                    <w:noProof/>
+                    <w:webHidden/>
+                  </w:rPr>
+                </w:r>
+                <w:r>
+                  <w:rPr>
+                    <w:noProof/>
+                    <w:webHidden/>
+                  </w:rPr>
+                  <w:fldChar w:fldCharType="separate"/>
+                </w:r>
+                <w:r>
+                  <w:rPr>
+                    <w:noProof/>
+                    <w:webHidden/>
+                  </w:rPr>
+                  <w:t>13</w:t>
+                </w:r>
+                <w:r>
+                  <w:rPr>
+                    <w:noProof/>
+                    <w:webHidden/>
+                  </w:rPr>
+                  <w:fldChar w:fldCharType="end"/>
+                </w:r>
+              </w:hyperlink>
+            </w:p>
+            <w:p>
+              <w:pPr>
+                <w:pStyle w:val="TDC2"/>
+                <w:tabs>
+                  <w:tab w:val="left" w:pos="960"/>
+                  <w:tab w:val="right" w:leader="dot" w:pos="8828"/>
+                </w:tabs>
+                <w:rPr>
+                  <w:rFonts w:asciiTheme="minorHAnsi" w:eastAsiaTheme="minorEastAsia" w:hAnsiTheme="minorHAnsi"/>
+                  <w:noProof/>
+                  <w:lang w:eastAsia="es-MX"/>
+                </w:rPr>
+              </w:pPr>
+              <w:hyperlink w:anchor="_Toc237443712" w:history="1">
+                <w:r>
+                  <w:rPr>
+                    <w:rStyle w:val="Hipervnculo"/>
+                    <w:noProof/>
+                  </w:rPr>
+                  <w:t>10.</w:t>
+                </w:r>
+                <w:r>
+                  <w:rPr>
+                    <w:rFonts w:asciiTheme="minorHAnsi" w:eastAsiaTheme="minorEastAsia" w:hAnsiTheme="minorHAnsi"/>
+                    <w:noProof/>
+                    <w:lang w:eastAsia="es-MX"/>
+                  </w:rPr>
+                  <w:tab/>
+                </w:r>
+                <w:r>
+                  <w:rPr>
+                    <w:rStyle w:val="Hipervnculo"/>
+                    <w:noProof/>
+                  </w:rPr>
+                  <w:t>Cumplimiento de los lineamientos de desarrollo</w:t>
+                </w:r>
+                <w:r>
+                  <w:rPr>
+                    <w:noProof/>
+                    <w:webHidden/>
+                  </w:rPr>
+                  <w:tab/>
+                </w:r>
+                <w:r>
+                  <w:rPr>
+                    <w:noProof/>
+                    <w:webHidden/>
+                  </w:rPr>
+                  <w:fldChar w:fldCharType="begin"/>
+                </w:r>
+                <w:r>
+                  <w:rPr>
+                    <w:noProof/>
+                    <w:webHidden/>
+                  </w:rPr>
+                  <w:instrText xml:space="preserve"> PAGEREF _Toc237443712 \h </w:instrText>
+                </w:r>
+                <w:r>
+                  <w:rPr>
+                    <w:noProof/>
+                    <w:webHidden/>
+                  </w:rPr>
+                </w:r>
+                <w:r>
+                  <w:rPr>
+                    <w:noProof/>
+                    <w:webHidden/>
+                  </w:rPr>
+                  <w:fldChar w:fldCharType="separate"/>
+                </w:r>
+                <w:r>
+                  <w:rPr>
+                    <w:noProof/>
+                    <w:webHidden/>
+                  </w:rPr>
+                  <w:t>13</w:t>
                 </w:r>
                 <w:r>
                   <w:rPr>
@@ -2287,8 +2631,9 @@
           <w:numId w:val="1"/>
         </w:numPr>
       </w:pPr>
-      <w:bookmarkStart w:id="0" w:name="_Toc236242884"/>
+      <w:bookmarkStart w:id="0" w:name="_Toc237443695"/>
       <w:r>
+        <w:lastRenderedPageBreak/>
         <w:t>Introducción</w:t>
       </w:r>
       <w:bookmarkEnd w:id="0"/>
@@ -2302,7 +2647,7 @@
         </w:numPr>
         <w:spacing w:line="480" w:lineRule="auto"/>
       </w:pPr>
-      <w:bookmarkStart w:id="1" w:name="_Toc236242885"/>
+      <w:bookmarkStart w:id="1" w:name="_Toc237443696"/>
       <w:r>
         <w:t>Propósito</w:t>
       </w:r>
@@ -2318,14 +2663,7 @@
         <w:rPr>
           <w:rFonts w:cs="Arial"/>
         </w:rPr>
-        <w:t xml:space="preserve">El propósito de este proyecto es llevar a producción la aplicación web "Antioquia Natural", desarrollada para la Gobernación de Antioquia, que permita a los ciudadanos explorar la biodiversidad del departamento (flora y fauna por subregión </w:t>
-      </w:r>
-      <w:r>
-        <w:rPr>
-          <w:rFonts w:cs="Arial"/>
-        </w:rPr>
-        <w:lastRenderedPageBreak/>
-        <w:t>y grupo taxonómico), los recursos hídricos y los programas comunitarios, en español e inglés, desde cualquier dispositivo móvil mediante código QR, sin necesidad de instalación.</w:t>
+        <w:t>El propósito de este proyecto es llevar a producción la aplicación web "Antioquia Natural", desarrollada para la Gobernación de Antioquia, que permita a los ciudadanos explorar la biodiversidad del departamento (flora y fauna por subregión y grupo taxonómico), los recursos hídricos y los programas comunitarios, en español e inglés, desde cualquier dispositivo móvil mediante código QR, sin necesidad de instalación.</w:t>
       </w:r>
     </w:p>
     <w:tbl>
@@ -2805,14 +3143,13 @@
           <w:numId w:val="1"/>
         </w:numPr>
       </w:pPr>
-      <w:bookmarkStart w:id="2" w:name="_Toc236242886"/>
+      <w:bookmarkStart w:id="2" w:name="_Toc237443697"/>
       <w:r>
         <w:t>Alcance</w:t>
       </w:r>
       <w:bookmarkEnd w:id="2"/>
     </w:p>
     <w:p>
-      <w:bookmarkStart w:id="3" w:name="_Toc236242887"/>
       <w:r>
         <w:t>Incluido en este contrato:</w:t>
       </w:r>
@@ -2862,6 +3199,7 @@
         </w:numPr>
       </w:pPr>
       <w:r>
+        <w:lastRenderedPageBreak/>
         <w:t xml:space="preserve">Módulo Comunidad - Jóvenes </w:t>
       </w:r>
       <w:proofErr w:type="spellStart"/>
@@ -2930,7 +3268,6 @@
         </w:numPr>
       </w:pPr>
       <w:r>
-        <w:lastRenderedPageBreak/>
         <w:t>Galería fotográfica Guarda Cuencas: 10 fotografías de cuencas hídricas por mes en formato 16:9, con filtros por cuenca, subregión y mes, y archivo histórico. Crecimiento proyectado: ~800 registros al final del programa</w:t>
       </w:r>
     </w:p>
@@ -3035,6 +3372,7 @@
           <w:numId w:val="1"/>
         </w:numPr>
       </w:pPr>
+      <w:bookmarkStart w:id="3" w:name="_Toc237443698"/>
       <w:r>
         <w:t>Descripción</w:t>
       </w:r>
@@ -3081,9 +3419,8 @@
           <w:numId w:val="1"/>
         </w:numPr>
       </w:pPr>
-      <w:bookmarkStart w:id="4" w:name="_Toc236242888"/>
+      <w:bookmarkStart w:id="4" w:name="_Toc237443699"/>
       <w:r>
-        <w:lastRenderedPageBreak/>
         <w:t>Análisis del requerimiento de Software</w:t>
       </w:r>
       <w:bookmarkEnd w:id="4"/>
@@ -3099,7 +3436,7 @@
       <w:r>
         <w:t xml:space="preserve"> </w:t>
       </w:r>
-      <w:bookmarkStart w:id="5" w:name="_Toc236242889"/>
+      <w:bookmarkStart w:id="5" w:name="_Toc237443700"/>
       <w:r>
         <w:t>Descripción General del Producto</w:t>
       </w:r>
@@ -3121,7 +3458,7 @@
       <w:r>
         <w:t xml:space="preserve"> </w:t>
       </w:r>
-      <w:bookmarkStart w:id="6" w:name="_Toc236242890"/>
+      <w:bookmarkStart w:id="6" w:name="_Toc237443701"/>
       <w:r>
         <w:t>Módulos</w:t>
       </w:r>
@@ -3723,6 +4060,7 @@
                 <w:sz w:val="20"/>
                 <w:szCs w:val="20"/>
               </w:rPr>
+              <w:lastRenderedPageBreak/>
               <w:t>API REST</w:t>
             </w:r>
           </w:p>
@@ -3834,17 +4172,7 @@
                 <w:sz w:val="20"/>
                 <w:szCs w:val="20"/>
               </w:rPr>
-              <w:t xml:space="preserve"> Atlas — BD Comunidad — con registros del programa JPL (50 fotos/mes, ~4.000 registros al final </w:t>
-            </w:r>
-            <w:r>
-              <w:rPr>
-                <w:rFonts w:eastAsia="Arial" w:cs="Arial"/>
-                <w:color w:val="333333"/>
-                <w:sz w:val="20"/>
-                <w:szCs w:val="20"/>
-              </w:rPr>
-              <w:lastRenderedPageBreak/>
-              <w:t xml:space="preserve">del programa) y Guarda Cuencas (10 fotos/mes, ~800 registros). El catálogo de Biodiversidad (150 especies de flora y fauna, 9 grupos taxonómicos, 9 subregiones) se sirve actualmente como JSON estático desde el </w:t>
+              <w:t xml:space="preserve"> Atlas — BD Comunidad — con registros del programa JPL (50 fotos/mes, ~4.000 registros al final del programa) y Guarda Cuencas (10 fotos/mes, ~800 registros). El catálogo de Biodiversidad (150 especies de flora y fauna, 9 grupos taxonómicos, 9 subregiones) se sirve actualmente como JSON estático desde el </w:t>
             </w:r>
             <w:proofErr w:type="spellStart"/>
             <w:r>
@@ -3879,10 +4207,9 @@
         </w:numPr>
       </w:pPr>
       <w:r>
-        <w:lastRenderedPageBreak/>
         <w:t xml:space="preserve"> </w:t>
       </w:r>
-      <w:bookmarkStart w:id="7" w:name="_Toc236242891"/>
+      <w:bookmarkStart w:id="7" w:name="_Toc237443702"/>
       <w:r>
         <w:t>Roles</w:t>
       </w:r>
@@ -4152,7 +4479,7 @@
       <w:r>
         <w:t xml:space="preserve"> </w:t>
       </w:r>
-      <w:bookmarkStart w:id="8" w:name="_Toc236242892"/>
+      <w:bookmarkStart w:id="8" w:name="_Toc237443703"/>
       <w:r>
         <w:t>Módulos Afectados</w:t>
       </w:r>
@@ -4186,7 +4513,7 @@
       <w:r>
         <w:t xml:space="preserve"> </w:t>
       </w:r>
-      <w:bookmarkStart w:id="9" w:name="_Toc236242893"/>
+      <w:bookmarkStart w:id="9" w:name="_Toc237443704"/>
       <w:r>
         <w:t>Requisitos del Sistema</w:t>
       </w:r>
@@ -4200,7 +4527,6 @@
           <w:numId w:val="10"/>
         </w:numPr>
       </w:pPr>
-      <w:bookmarkStart w:id="10" w:name="_Toc236242894"/>
       <w:r>
         <w:t xml:space="preserve">Servidor: Ubuntu Server 24.04 LTS - 4 </w:t>
       </w:r>
@@ -4228,7 +4554,8 @@
         <w:rPr>
           <w:lang w:val="en-US"/>
         </w:rPr>
-        <w:t xml:space="preserve">Software: Node.js 22 LTS, MongoDB 7.x, PM2, Nginx, </w:t>
+        <w:lastRenderedPageBreak/>
+        <w:t xml:space="preserve">Software: Node.js 22 LTS (contenedor Docker + Docker Compose), MongoDB 7.x, Nginx, </w:t>
       </w:r>
       <w:proofErr w:type="spellStart"/>
       <w:r>
@@ -4277,8 +4604,8 @@
           <w:numId w:val="1"/>
         </w:numPr>
       </w:pPr>
+      <w:bookmarkStart w:id="10" w:name="_Toc237443705"/>
       <w:r>
-        <w:lastRenderedPageBreak/>
         <w:t xml:space="preserve">Requerimientos </w:t>
       </w:r>
       <w:r>
@@ -4297,7 +4624,7 @@
       <w:r>
         <w:t xml:space="preserve"> </w:t>
       </w:r>
-      <w:bookmarkStart w:id="11" w:name="_Toc236242895"/>
+      <w:bookmarkStart w:id="11" w:name="_Toc237443706"/>
       <w:r>
         <w:t>Detalle por módulo</w:t>
       </w:r>
@@ -4321,12 +4648,12 @@
         <w:tblLook w:val="0000" w:firstRow="0" w:lastRow="0" w:firstColumn="0" w:lastColumn="0" w:noHBand="0" w:noVBand="0"/>
       </w:tblPr>
       <w:tblGrid>
-        <w:gridCol w:w="780"/>
-        <w:gridCol w:w="1532"/>
-        <w:gridCol w:w="1810"/>
+        <w:gridCol w:w="709"/>
+        <w:gridCol w:w="1310"/>
+        <w:gridCol w:w="1333"/>
         <w:gridCol w:w="1910"/>
-        <w:gridCol w:w="1595"/>
-        <w:gridCol w:w="1733"/>
+        <w:gridCol w:w="1555"/>
+        <w:gridCol w:w="2922"/>
       </w:tblGrid>
       <w:tr>
         <w:trPr>
@@ -4846,6 +5173,7 @@
                 <w:sz w:val="20"/>
                 <w:szCs w:val="20"/>
               </w:rPr>
+              <w:lastRenderedPageBreak/>
               <w:t>RQP03</w:t>
             </w:r>
           </w:p>
@@ -5162,7 +5490,6 @@
                 <w:sz w:val="20"/>
                 <w:szCs w:val="20"/>
               </w:rPr>
-              <w:lastRenderedPageBreak/>
               <w:t>RQP05</w:t>
             </w:r>
           </w:p>
@@ -5490,6 +5817,7 @@
                 <w:sz w:val="20"/>
                 <w:szCs w:val="20"/>
               </w:rPr>
+              <w:lastRenderedPageBreak/>
               <w:t>RQP07</w:t>
             </w:r>
           </w:p>
@@ -5902,24 +6230,6 @@
               </w:rPr>
               <w:t>El sistema permite la consulta de especies, familias, grupos y subregiones</w:t>
             </w:r>
-            <w:proofErr w:type="spellStart"/>
-            <w:r>
-              <w:rPr>
-                <w:rFonts w:eastAsia="Arial" w:cs="Arial"/>
-                <w:color w:val="333333"/>
-                <w:sz w:val="20"/>
-                <w:szCs w:val="20"/>
-              </w:rPr>
-            </w:r>
-            <w:proofErr w:type="spellEnd"/>
-            <w:r>
-              <w:rPr>
-                <w:rFonts w:eastAsia="Arial" w:cs="Arial"/>
-                <w:color w:val="333333"/>
-                <w:sz w:val="20"/>
-                <w:szCs w:val="20"/>
-              </w:rPr>
-            </w:r>
           </w:p>
         </w:tc>
         <w:tc>
@@ -5997,60 +6307,6 @@
                 <w:szCs w:val="20"/>
               </w:rPr>
               <w:t>Implementado como JSON estático servido directamente al frontend (biodiversidad/data/species.json, subregiones.json), no como endpoints REST — más simple y suficiente dado que el catálogo cambia con poca frecuencia. No documentado en Swagger/OpenAPI (esa spec cubre solo /api/admin/*, la API real del panel).</w:t>
-            </w:r>
-            <w:proofErr w:type="spellStart"/>
-            <w:r>
-              <w:rPr>
-                <w:rFonts w:eastAsia="Arial" w:cs="Arial"/>
-                <w:color w:val="333333"/>
-                <w:sz w:val="20"/>
-                <w:szCs w:val="20"/>
-              </w:rPr>
-            </w:r>
-            <w:proofErr w:type="spellEnd"/>
-            <w:r>
-              <w:rPr>
-                <w:rFonts w:eastAsia="Arial" w:cs="Arial"/>
-                <w:color w:val="333333"/>
-                <w:sz w:val="20"/>
-                <w:szCs w:val="20"/>
-              </w:rPr>
-            </w:r>
-            <w:proofErr w:type="spellStart"/>
-            <w:r>
-              <w:rPr>
-                <w:rFonts w:eastAsia="Arial" w:cs="Arial"/>
-                <w:color w:val="333333"/>
-                <w:sz w:val="20"/>
-                <w:szCs w:val="20"/>
-              </w:rPr>
-            </w:r>
-            <w:proofErr w:type="spellEnd"/>
-            <w:r>
-              <w:rPr>
-                <w:rFonts w:eastAsia="Arial" w:cs="Arial"/>
-                <w:color w:val="333333"/>
-                <w:sz w:val="20"/>
-                <w:szCs w:val="20"/>
-              </w:rPr>
-            </w:r>
-            <w:proofErr w:type="spellStart"/>
-            <w:r>
-              <w:rPr>
-                <w:rFonts w:eastAsia="Arial" w:cs="Arial"/>
-                <w:color w:val="333333"/>
-                <w:sz w:val="20"/>
-                <w:szCs w:val="20"/>
-              </w:rPr>
-            </w:r>
-            <w:proofErr w:type="spellEnd"/>
-            <w:r>
-              <w:rPr>
-                <w:rFonts w:eastAsia="Arial" w:cs="Arial"/>
-                <w:color w:val="333333"/>
-                <w:sz w:val="20"/>
-                <w:szCs w:val="20"/>
-              </w:rPr>
             </w:r>
           </w:p>
         </w:tc>
@@ -6130,7 +6386,59 @@
                 <w:sz w:val="20"/>
                 <w:szCs w:val="20"/>
               </w:rPr>
-              <w:t xml:space="preserve">El administrador carga nuevas especies mediante </w:t>
+              <w:t>El administrador carga nuevas especies mediante plantilla Excel estructurada</w:t>
+            </w:r>
+          </w:p>
+        </w:tc>
+        <w:tc>
+          <w:tcPr>
+            <w:tcW w:w="1600" w:type="dxa"/>
+            <w:tcBorders>
+              <w:top w:val="single" w:sz="4" w:space="0" w:color="CCCCCC"/>
+              <w:left w:val="single" w:sz="4" w:space="0" w:color="CCCCCC"/>
+              <w:bottom w:val="single" w:sz="4" w:space="0" w:color="CCCCCC"/>
+              <w:right w:val="single" w:sz="4" w:space="0" w:color="CCCCCC"/>
+            </w:tcBorders>
+            <w:shd w:val="clear" w:color="auto" w:fill="F0FFF4"/>
+          </w:tcPr>
+          <w:p>
+            <w:pPr>
+              <w:spacing w:before="60" w:after="60"/>
+            </w:pPr>
+            <w:r>
+              <w:rPr>
+                <w:rFonts w:eastAsia="Arial" w:cs="Arial"/>
+                <w:color w:val="333333"/>
+                <w:sz w:val="20"/>
+                <w:szCs w:val="20"/>
+              </w:rPr>
+              <w:t>Archivo Excel diligenciado</w:t>
+            </w:r>
+          </w:p>
+        </w:tc>
+        <w:tc>
+          <w:tcPr>
+            <w:tcW w:w="1660" w:type="dxa"/>
+            <w:tcBorders>
+              <w:top w:val="single" w:sz="4" w:space="0" w:color="CCCCCC"/>
+              <w:left w:val="single" w:sz="4" w:space="0" w:color="CCCCCC"/>
+              <w:bottom w:val="single" w:sz="4" w:space="0" w:color="CCCCCC"/>
+              <w:right w:val="single" w:sz="4" w:space="0" w:color="CCCCCC"/>
+            </w:tcBorders>
+            <w:shd w:val="clear" w:color="auto" w:fill="F0FFF4"/>
+          </w:tcPr>
+          <w:p>
+            <w:pPr>
+              <w:spacing w:before="60" w:after="60"/>
+            </w:pPr>
+            <w:r>
+              <w:rPr>
+                <w:rFonts w:eastAsia="Arial" w:cs="Arial"/>
+                <w:color w:val="333333"/>
+                <w:sz w:val="20"/>
+                <w:szCs w:val="20"/>
+              </w:rPr>
+              <w:t xml:space="preserve">Especies incorporadas al catálogo estático (species.json), regenerado a partir de la plantilla diligenciada, con </w:t>
             </w:r>
             <w:r>
               <w:rPr>
@@ -6140,13 +6448,22 @@
                 <w:szCs w:val="20"/>
               </w:rPr>
               <w:lastRenderedPageBreak/>
-              <w:t>plantilla Excel estructurada</w:t>
-            </w:r>
-          </w:p>
-        </w:tc>
-        <w:tc>
-          <w:tcPr>
-            <w:tcW w:w="1600" w:type="dxa"/>
+              <w:t>reporte de resultados</w:t>
+            </w:r>
+            <w:r>
+              <w:rPr>
+                <w:rFonts w:eastAsia="Arial" w:cs="Arial"/>
+                <w:color w:val="333333"/>
+                <w:sz w:val="20"/>
+                <w:szCs w:val="20"/>
+              </w:rPr>
+              <w:t>.</w:t>
+            </w:r>
+          </w:p>
+        </w:tc>
+        <w:tc>
+          <w:tcPr>
+            <w:tcW w:w="700" w:type="dxa"/>
             <w:tcBorders>
               <w:top w:val="single" w:sz="4" w:space="0" w:color="CCCCCC"/>
               <w:left w:val="single" w:sz="4" w:space="0" w:color="CCCCCC"/>
@@ -6167,58 +6484,6 @@
                 <w:szCs w:val="20"/>
               </w:rPr>
               <w:lastRenderedPageBreak/>
-              <w:t>Archivo Excel diligenciado</w:t>
-            </w:r>
-          </w:p>
-        </w:tc>
-        <w:tc>
-          <w:tcPr>
-            <w:tcW w:w="1660" w:type="dxa"/>
-            <w:tcBorders>
-              <w:top w:val="single" w:sz="4" w:space="0" w:color="CCCCCC"/>
-              <w:left w:val="single" w:sz="4" w:space="0" w:color="CCCCCC"/>
-              <w:bottom w:val="single" w:sz="4" w:space="0" w:color="CCCCCC"/>
-              <w:right w:val="single" w:sz="4" w:space="0" w:color="CCCCCC"/>
-            </w:tcBorders>
-            <w:shd w:val="clear" w:color="auto" w:fill="F0FFF4"/>
-          </w:tcPr>
-          <w:p>
-            <w:pPr>
-              <w:spacing w:before="60" w:after="60"/>
-            </w:pPr>
-            <w:r>
-              <w:rPr>
-                <w:rFonts w:eastAsia="Arial" w:cs="Arial"/>
-                <w:color w:val="333333"/>
-                <w:sz w:val="20"/>
-                <w:szCs w:val="20"/>
-              </w:rPr>
-              <w:t>Especies registradas en BD con reporte de resultados</w:t>
-            </w:r>
-          </w:p>
-        </w:tc>
-        <w:tc>
-          <w:tcPr>
-            <w:tcW w:w="700" w:type="dxa"/>
-            <w:tcBorders>
-              <w:top w:val="single" w:sz="4" w:space="0" w:color="CCCCCC"/>
-              <w:left w:val="single" w:sz="4" w:space="0" w:color="CCCCCC"/>
-              <w:bottom w:val="single" w:sz="4" w:space="0" w:color="CCCCCC"/>
-              <w:right w:val="single" w:sz="4" w:space="0" w:color="CCCCCC"/>
-            </w:tcBorders>
-            <w:shd w:val="clear" w:color="auto" w:fill="F0FFF4"/>
-          </w:tcPr>
-          <w:p>
-            <w:pPr>
-              <w:spacing w:before="60" w:after="60"/>
-            </w:pPr>
-            <w:r>
-              <w:rPr>
-                <w:rFonts w:eastAsia="Arial" w:cs="Arial"/>
-                <w:color w:val="333333"/>
-                <w:sz w:val="20"/>
-                <w:szCs w:val="20"/>
-              </w:rPr>
               <w:t>-</w:t>
             </w:r>
           </w:p>
@@ -6793,7 +7058,17 @@
                 <w:sz w:val="20"/>
                 <w:szCs w:val="20"/>
               </w:rPr>
-              <w:t>El sistema provee un panel web protegido con autenticación por sesión que permite al curador cargar, editar y eliminar fotografías JPL y Guarda Cuencas, y publicar el JSON mensual</w:t>
+              <w:t xml:space="preserve">El sistema provee un panel web protegido con </w:t>
+            </w:r>
+            <w:r>
+              <w:rPr>
+                <w:rFonts w:eastAsia="Arial" w:cs="Arial"/>
+                <w:color w:val="333333"/>
+                <w:sz w:val="20"/>
+                <w:szCs w:val="20"/>
+              </w:rPr>
+              <w:lastRenderedPageBreak/>
+              <w:t>autenticación por sesión que permite al curador cargar, editar y eliminar fotografías JPL y Guarda Cuencas, y publicar el JSON mensual</w:t>
             </w:r>
           </w:p>
         </w:tc>
@@ -6819,7 +7094,18 @@
                 <w:sz w:val="20"/>
                 <w:szCs w:val="20"/>
               </w:rPr>
-              <w:t>Credenciales del curador (usuario/contraseña), archivos de imagen (JPG/PNG/</w:t>
+              <w:lastRenderedPageBreak/>
+              <w:t xml:space="preserve">Credenciales del curador (usuario/contraseña), </w:t>
+            </w:r>
+            <w:r>
+              <w:rPr>
+                <w:rFonts w:eastAsia="Arial" w:cs="Arial"/>
+                <w:color w:val="333333"/>
+                <w:sz w:val="20"/>
+                <w:szCs w:val="20"/>
+              </w:rPr>
+              <w:lastRenderedPageBreak/>
+              <w:t>archivos de imagen (JPG/PNG/</w:t>
             </w:r>
             <w:proofErr w:type="spellStart"/>
             <w:r>
@@ -6865,7 +7151,18 @@
                 <w:sz w:val="20"/>
                 <w:szCs w:val="20"/>
               </w:rPr>
-              <w:t xml:space="preserve">Fotografías publicadas en la galería; imágenes optimizadas a </w:t>
+              <w:lastRenderedPageBreak/>
+              <w:t xml:space="preserve">Fotografías publicadas en la galería; imágenes </w:t>
+            </w:r>
+            <w:r>
+              <w:rPr>
+                <w:rFonts w:eastAsia="Arial" w:cs="Arial"/>
+                <w:color w:val="333333"/>
+                <w:sz w:val="20"/>
+                <w:szCs w:val="20"/>
+              </w:rPr>
+              <w:lastRenderedPageBreak/>
+              <w:t xml:space="preserve">optimizadas a </w:t>
             </w:r>
             <w:proofErr w:type="spellStart"/>
             <w:r>
@@ -6931,6 +7228,7 @@
                 <w:sz w:val="20"/>
                 <w:szCs w:val="20"/>
               </w:rPr>
+              <w:lastRenderedPageBreak/>
               <w:t xml:space="preserve">Contraseñas almacenadas con hash </w:t>
             </w:r>
             <w:proofErr w:type="spellStart"/>
@@ -6994,9 +7292,8 @@
           <w:numId w:val="1"/>
         </w:numPr>
       </w:pPr>
-      <w:bookmarkStart w:id="12" w:name="_Toc236242896"/>
+      <w:bookmarkStart w:id="12" w:name="_Toc237443707"/>
       <w:r>
-        <w:lastRenderedPageBreak/>
         <w:t>Requerimientos no funcionales</w:t>
       </w:r>
       <w:bookmarkEnd w:id="12"/>
@@ -7838,6 +8135,7 @@
                 <w:sz w:val="20"/>
                 <w:szCs w:val="20"/>
               </w:rPr>
+              <w:lastRenderedPageBreak/>
               <w:t>RNF06</w:t>
             </w:r>
           </w:p>
@@ -8148,7 +8446,7 @@
                 <w:sz w:val="20"/>
                 <w:szCs w:val="20"/>
               </w:rPr>
-              <w:t>Entrega de código fuente completo sin ofuscación en repositorio Azure DevOps institucional.</w:t>
+              <w:t>Entrega de código fuente completo sin ofuscación en repositorio Azure DevOps institucional. Pipeline CI/CD propio (azure-pipelines.yml) implementa la arquitectura de línea base oficial de Microsoft para Azure Pipelines; se alineará sin costo adicional a la plantilla institucional de TI Gobernación en cuanto esté disponible (ver Documento Integral de Desarrollo, numeral 5.4).</w:t>
             </w:r>
           </w:p>
         </w:tc>
@@ -8294,17 +8592,7 @@
                 <w:sz w:val="20"/>
                 <w:szCs w:val="20"/>
               </w:rPr>
-              <w:t xml:space="preserve"> obligatoria en entornos no productivos — implementado desde 2026-07-16 (ambiente de QA con </w:t>
-            </w:r>
-            <w:r>
-              <w:rPr>
-                <w:rFonts w:eastAsia="Arial" w:cs="Arial"/>
-                <w:color w:val="333333"/>
-                <w:sz w:val="20"/>
-                <w:szCs w:val="20"/>
-              </w:rPr>
-              <w:lastRenderedPageBreak/>
-              <w:t>base de datos y datos 100% sintéticos).</w:t>
+              <w:t xml:space="preserve"> obligatoria en entornos no productivos — implementado desde 2026-07-16 (ambiente de QA con base de datos y datos 100% sintéticos).</w:t>
             </w:r>
           </w:p>
         </w:tc>
@@ -8319,8 +8607,9 @@
           <w:numId w:val="1"/>
         </w:numPr>
       </w:pPr>
-      <w:bookmarkStart w:id="13" w:name="_Toc236242897"/>
+      <w:bookmarkStart w:id="13" w:name="_Toc237443708"/>
       <w:r>
+        <w:lastRenderedPageBreak/>
         <w:t>Diccionario de Definiciones y Acrónimos</w:t>
       </w:r>
       <w:bookmarkEnd w:id="13"/>
@@ -9201,32 +9490,16 @@
           <w:numId w:val="1"/>
         </w:numPr>
         <w:jc w:val="both"/>
-        <w:rPr>
-          <w:rFonts w:asciiTheme="majorHAnsi" w:eastAsiaTheme="majorEastAsia" w:hAnsiTheme="majorHAnsi" w:cstheme="majorBidi"/>
-          <w:b/>
-          <w:color w:val="3E762A" w:themeColor="accent1" w:themeShade="BF"/>
-          <w:sz w:val="32"/>
-          <w:szCs w:val="32"/>
-        </w:rPr>
-      </w:pPr>
+      </w:pPr>
+      <w:bookmarkStart w:id="14" w:name="_Toc237443709"/>
       <w:r>
-        <w:rPr>
-          <w:rFonts w:asciiTheme="majorHAnsi" w:eastAsiaTheme="majorEastAsia" w:hAnsiTheme="majorHAnsi" w:cstheme="majorBidi"/>
-          <w:b/>
-          <w:color w:val="3E762A" w:themeColor="accent1" w:themeShade="BF"/>
-          <w:sz w:val="32"/>
-          <w:szCs w:val="32"/>
-        </w:rPr>
         <w:t>Tiempo requerido de soporte y mantenimiento luego de entrada en producción</w:t>
       </w:r>
+      <w:bookmarkEnd w:id="14"/>
     </w:p>
     <w:p>
       <w:r>
-        <w:t xml:space="preserve">El proyecto se ejecuta mediante contrato de prestación de servicios por 18 meses (ejecución, desarrollo y mantenimiento) suscrito entre el contratista y la Secretaría de Ambiente. El soporte correctivo (corrección de errores imputables al código desarrollado) está incluido de forma continua durante toda la vigencia del contrato, </w:t>
-      </w:r>
-      <w:r>
-        <w:lastRenderedPageBreak/>
-        <w:t>no como garantía posterior a una entrega puntual. Detalle completo en la sección 4 de la Propuesta de Ajustes Técnicos v2.</w:t>
+        <w:t>El proyecto se ejecuta mediante contrato de prestación de servicios por 18 meses (ejecución, desarrollo y mantenimiento) suscrito entre el contratista y la Secretaría de Ambiente. El soporte correctivo (corrección de errores imputables al código desarrollado) está incluido de forma continua durante toda la vigencia del contrato, no como garantía posterior a una entrega puntual. Detalle completo en la sección 4 de la Propuesta de Ajustes Técnicos v2.</w:t>
       </w:r>
     </w:p>
     <w:p>
@@ -9262,54 +9535,22 @@
           <w:numId w:val="1"/>
         </w:numPr>
         <w:jc w:val="both"/>
-        <w:rPr>
-          <w:rFonts w:asciiTheme="majorHAnsi" w:eastAsiaTheme="majorEastAsia" w:hAnsiTheme="majorHAnsi" w:cstheme="majorBidi"/>
-          <w:b/>
-          <w:color w:val="3E762A" w:themeColor="accent1" w:themeShade="BF"/>
-          <w:sz w:val="32"/>
-          <w:szCs w:val="32"/>
-        </w:rPr>
-      </w:pPr>
+      </w:pPr>
+      <w:bookmarkStart w:id="15" w:name="_Toc237443710"/>
       <w:r>
-        <w:rPr>
-          <w:rFonts w:asciiTheme="majorHAnsi" w:eastAsiaTheme="majorEastAsia" w:hAnsiTheme="majorHAnsi" w:cstheme="majorBidi"/>
-          <w:b/>
-          <w:color w:val="3E762A" w:themeColor="accent1" w:themeShade="BF"/>
-          <w:sz w:val="32"/>
-          <w:szCs w:val="32"/>
-        </w:rPr>
+        <w:lastRenderedPageBreak/>
         <w:t>Garantía</w:t>
       </w:r>
       <w:r>
-        <w:rPr>
-          <w:rFonts w:asciiTheme="majorHAnsi" w:eastAsiaTheme="majorEastAsia" w:hAnsiTheme="majorHAnsi" w:cstheme="majorBidi"/>
-          <w:b/>
-          <w:color w:val="3E762A" w:themeColor="accent1" w:themeShade="BF"/>
-          <w:sz w:val="32"/>
-          <w:szCs w:val="32"/>
-        </w:rPr>
         <w:t xml:space="preserve"> </w:t>
       </w:r>
       <w:r>
-        <w:rPr>
-          <w:rFonts w:asciiTheme="majorHAnsi" w:eastAsiaTheme="majorEastAsia" w:hAnsiTheme="majorHAnsi" w:cstheme="majorBidi"/>
-          <w:b/>
-          <w:color w:val="3E762A" w:themeColor="accent1" w:themeShade="BF"/>
-          <w:sz w:val="32"/>
-          <w:szCs w:val="32"/>
-        </w:rPr>
         <w:t xml:space="preserve">requerida </w:t>
       </w:r>
       <w:r>
-        <w:rPr>
-          <w:rFonts w:asciiTheme="majorHAnsi" w:eastAsiaTheme="majorEastAsia" w:hAnsiTheme="majorHAnsi" w:cstheme="majorBidi"/>
-          <w:b/>
-          <w:color w:val="3E762A" w:themeColor="accent1" w:themeShade="BF"/>
-          <w:sz w:val="32"/>
-          <w:szCs w:val="32"/>
-        </w:rPr>
         <w:t>del desarrollo en tiempo</w:t>
       </w:r>
+      <w:bookmarkEnd w:id="15"/>
     </w:p>
     <w:p>
       <w:r>
@@ -9330,24 +9571,12 @@
           <w:numId w:val="1"/>
         </w:numPr>
         <w:jc w:val="both"/>
-        <w:rPr>
-          <w:rFonts w:asciiTheme="majorHAnsi" w:eastAsiaTheme="majorEastAsia" w:hAnsiTheme="majorHAnsi" w:cstheme="majorBidi"/>
-          <w:b/>
-          <w:color w:val="3E762A" w:themeColor="accent1" w:themeShade="BF"/>
-          <w:sz w:val="32"/>
-          <w:szCs w:val="32"/>
-        </w:rPr>
-      </w:pPr>
+      </w:pPr>
+      <w:bookmarkStart w:id="16" w:name="_Toc237443711"/>
       <w:r>
-        <w:rPr>
-          <w:rFonts w:asciiTheme="majorHAnsi" w:eastAsiaTheme="majorEastAsia" w:hAnsiTheme="majorHAnsi" w:cstheme="majorBidi"/>
-          <w:b/>
-          <w:color w:val="3E762A" w:themeColor="accent1" w:themeShade="BF"/>
-          <w:sz w:val="32"/>
-          <w:szCs w:val="32"/>
-        </w:rPr>
         <w:t>Derechos Morales y patrimoniales</w:t>
       </w:r>
+      <w:bookmarkEnd w:id="16"/>
     </w:p>
     <w:p>
       <w:r>
@@ -9362,24 +9591,12 @@
           <w:numId w:val="1"/>
         </w:numPr>
         <w:jc w:val="both"/>
-        <w:rPr>
-          <w:rFonts w:asciiTheme="majorHAnsi" w:eastAsiaTheme="majorEastAsia" w:hAnsiTheme="majorHAnsi" w:cstheme="majorBidi"/>
-          <w:b/>
-          <w:color w:val="3E762A" w:themeColor="accent1" w:themeShade="BF"/>
-          <w:sz w:val="32"/>
-          <w:szCs w:val="32"/>
-        </w:rPr>
-      </w:pPr>
+      </w:pPr>
+      <w:bookmarkStart w:id="17" w:name="_Toc237443712"/>
       <w:r>
-        <w:rPr>
-          <w:rFonts w:asciiTheme="majorHAnsi" w:eastAsiaTheme="majorEastAsia" w:hAnsiTheme="majorHAnsi" w:cstheme="majorBidi"/>
-          <w:b/>
-          <w:color w:val="3E762A" w:themeColor="accent1" w:themeShade="BF"/>
-          <w:sz w:val="32"/>
-          <w:szCs w:val="32"/>
-        </w:rPr>
         <w:t>Cumplimiento de los lineamientos de desarrollo</w:t>
       </w:r>
+      <w:bookmarkEnd w:id="17"/>
     </w:p>
     <w:p>
       <w:r>
